--- a/lr3/lr3.docx
+++ b/lr3/lr3.docx
@@ -1868,29 +1868,79 @@
           <w:color w:val="000000" w:themeColor="text1"/>
           <w:sz w:val="21"/>
           <w:szCs w:val="21"/>
-          <w:lang w:eastAsia="ru-RU"/>
-        </w:rPr>
-      </w:pPr>
-      <w:r>
-        <w:rPr>
-          <w:rFonts w:ascii="Consolas" w:eastAsia="Times New Roman" w:hAnsi="Consolas" w:cs="Times New Roman"/>
-          <w:color w:val="000000" w:themeColor="text1"/>
-          <w:sz w:val="21"/>
-          <w:szCs w:val="21"/>
-          <w:lang w:eastAsia="ru-RU"/>
+          <w:lang w:val="en-US" w:eastAsia="ru-RU"/>
+        </w:rPr>
+      </w:pPr>
+      <w:r>
+        <w:rPr>
+          <w:rFonts w:ascii="Consolas" w:eastAsia="Times New Roman" w:hAnsi="Consolas" w:cs="Times New Roman"/>
+          <w:color w:val="000000" w:themeColor="text1"/>
+          <w:sz w:val="21"/>
+          <w:szCs w:val="21"/>
+          <w:lang w:val="en-US" w:eastAsia="ru-RU"/>
+        </w:rPr>
+        <w:t>```bash</w:t>
+      </w:r>
+    </w:p>
+    <w:p>
+      <w:pPr>
+        <w:spacing w:after="0" w:line="285" w:lineRule="atLeast"/>
+        <w:ind w:firstLine="0"/>
+        <w:rPr>
+          <w:rFonts w:ascii="Consolas" w:eastAsia="Times New Roman" w:hAnsi="Consolas" w:cs="Times New Roman"/>
+          <w:color w:val="000000" w:themeColor="text1"/>
+          <w:sz w:val="21"/>
+          <w:szCs w:val="21"/>
+          <w:lang w:val="en-US" w:eastAsia="ru-RU"/>
+        </w:rPr>
+      </w:pPr>
+      <w:r>
+        <w:rPr>
+          <w:rFonts w:ascii="Consolas" w:eastAsia="Times New Roman" w:hAnsi="Consolas" w:cs="Times New Roman"/>
+          <w:color w:val="000000" w:themeColor="text1"/>
+          <w:sz w:val="21"/>
+          <w:szCs w:val="21"/>
+          <w:lang w:val="en-US" w:eastAsia="ru-RU"/>
+        </w:rPr>
+        <w:t xml:space="preserve">python -m </w:t>
+      </w:r>
+      <w:proofErr w:type="spellStart"/>
+      <w:proofErr w:type="gramStart"/>
+      <w:r>
+        <w:rPr>
+          <w:rFonts w:ascii="Consolas" w:eastAsia="Times New Roman" w:hAnsi="Consolas" w:cs="Times New Roman"/>
+          <w:color w:val="000000" w:themeColor="text1"/>
+          <w:sz w:val="21"/>
+          <w:szCs w:val="21"/>
+          <w:lang w:val="en-US" w:eastAsia="ru-RU"/>
+        </w:rPr>
+        <w:t>app.main</w:t>
+      </w:r>
+      <w:proofErr w:type="spellEnd"/>
+      <w:proofErr w:type="gramEnd"/>
+    </w:p>
+    <w:p>
+      <w:pPr>
+        <w:spacing w:after="0" w:line="285" w:lineRule="atLeast"/>
+        <w:ind w:firstLine="0"/>
+        <w:rPr>
+          <w:rFonts w:ascii="Consolas" w:eastAsia="Times New Roman" w:hAnsi="Consolas" w:cs="Times New Roman"/>
+          <w:color w:val="000000" w:themeColor="text1"/>
+          <w:sz w:val="21"/>
+          <w:szCs w:val="21"/>
+          <w:lang w:val="en-US" w:eastAsia="ru-RU"/>
+        </w:rPr>
+      </w:pPr>
+      <w:r>
+        <w:rPr>
+          <w:rFonts w:ascii="Consolas" w:eastAsia="Times New Roman" w:hAnsi="Consolas" w:cs="Times New Roman"/>
+          <w:color w:val="000000" w:themeColor="text1"/>
+          <w:sz w:val="21"/>
+          <w:szCs w:val="21"/>
+          <w:lang w:val="en-US" w:eastAsia="ru-RU"/>
         </w:rPr>
         <w:t>```</w:t>
       </w:r>
-      <w:r>
-        <w:rPr>
-          <w:rFonts w:ascii="Consolas" w:eastAsia="Times New Roman" w:hAnsi="Consolas" w:cs="Times New Roman"/>
-          <w:color w:val="000000" w:themeColor="text1"/>
-          <w:sz w:val="21"/>
-          <w:szCs w:val="21"/>
-          <w:lang w:val="en-US" w:eastAsia="ru-RU"/>
-        </w:rPr>
-        <w:t>bash</w:t>
-      </w:r>
     </w:p>
     <w:p>
       <w:pPr>
@@ -1901,115 +1951,7 @@
           <w:color w:val="000000" w:themeColor="text1"/>
           <w:sz w:val="21"/>
           <w:szCs w:val="21"/>
-          <w:lang w:eastAsia="ru-RU"/>
-        </w:rPr>
-      </w:pPr>
-      <w:r>
-        <w:rPr>
-          <w:rFonts w:ascii="Consolas" w:eastAsia="Times New Roman" w:hAnsi="Consolas" w:cs="Times New Roman"/>
-          <w:color w:val="000000" w:themeColor="text1"/>
-          <w:sz w:val="21"/>
-          <w:szCs w:val="21"/>
-          <w:lang w:val="en-US" w:eastAsia="ru-RU"/>
-        </w:rPr>
-        <w:t>python</w:t>
-      </w:r>
-      <w:r>
-        <w:rPr>
-          <w:rFonts w:ascii="Consolas" w:eastAsia="Times New Roman" w:hAnsi="Consolas" w:cs="Times New Roman"/>
-          <w:color w:val="000000" w:themeColor="text1"/>
-          <w:sz w:val="21"/>
-          <w:szCs w:val="21"/>
-          <w:lang w:eastAsia="ru-RU"/>
-        </w:rPr>
-        <w:t xml:space="preserve"> -</w:t>
-      </w:r>
-      <w:r>
-        <w:rPr>
-          <w:rFonts w:ascii="Consolas" w:eastAsia="Times New Roman" w:hAnsi="Consolas" w:cs="Times New Roman"/>
-          <w:color w:val="000000" w:themeColor="text1"/>
-          <w:sz w:val="21"/>
-          <w:szCs w:val="21"/>
-          <w:lang w:val="en-US" w:eastAsia="ru-RU"/>
-        </w:rPr>
-        <w:t>m</w:t>
-      </w:r>
-      <w:r>
-        <w:rPr>
-          <w:rFonts w:ascii="Consolas" w:eastAsia="Times New Roman" w:hAnsi="Consolas" w:cs="Times New Roman"/>
-          <w:color w:val="000000" w:themeColor="text1"/>
-          <w:sz w:val="21"/>
-          <w:szCs w:val="21"/>
-          <w:lang w:eastAsia="ru-RU"/>
-        </w:rPr>
-        <w:t xml:space="preserve"> </w:t>
-      </w:r>
-      <w:proofErr w:type="gramStart"/>
-      <w:r>
-        <w:rPr>
-          <w:rFonts w:ascii="Consolas" w:eastAsia="Times New Roman" w:hAnsi="Consolas" w:cs="Times New Roman"/>
-          <w:color w:val="000000" w:themeColor="text1"/>
-          <w:sz w:val="21"/>
-          <w:szCs w:val="21"/>
-          <w:lang w:val="en-US" w:eastAsia="ru-RU"/>
-        </w:rPr>
-        <w:t>app</w:t>
-      </w:r>
-      <w:r>
-        <w:rPr>
-          <w:rFonts w:ascii="Consolas" w:eastAsia="Times New Roman" w:hAnsi="Consolas" w:cs="Times New Roman"/>
-          <w:color w:val="000000" w:themeColor="text1"/>
-          <w:sz w:val="21"/>
-          <w:szCs w:val="21"/>
-          <w:lang w:eastAsia="ru-RU"/>
-        </w:rPr>
-        <w:t>.</w:t>
-      </w:r>
-      <w:r>
-        <w:rPr>
-          <w:rFonts w:ascii="Consolas" w:eastAsia="Times New Roman" w:hAnsi="Consolas" w:cs="Times New Roman"/>
-          <w:color w:val="000000" w:themeColor="text1"/>
-          <w:sz w:val="21"/>
-          <w:szCs w:val="21"/>
-          <w:lang w:val="en-US" w:eastAsia="ru-RU"/>
-        </w:rPr>
-        <w:t>main</w:t>
-      </w:r>
-      <w:proofErr w:type="gramEnd"/>
-    </w:p>
-    <w:p>
-      <w:pPr>
-        <w:spacing w:after="0" w:line="285" w:lineRule="atLeast"/>
-        <w:ind w:firstLine="0"/>
-        <w:rPr>
-          <w:rFonts w:ascii="Consolas" w:eastAsia="Times New Roman" w:hAnsi="Consolas" w:cs="Times New Roman"/>
-          <w:color w:val="000000" w:themeColor="text1"/>
-          <w:sz w:val="21"/>
-          <w:szCs w:val="21"/>
-          <w:lang w:eastAsia="ru-RU"/>
-        </w:rPr>
-      </w:pPr>
-      <w:r>
-        <w:rPr>
-          <w:rFonts w:ascii="Consolas" w:eastAsia="Times New Roman" w:hAnsi="Consolas" w:cs="Times New Roman"/>
-          <w:color w:val="000000" w:themeColor="text1"/>
-          <w:sz w:val="21"/>
-          <w:szCs w:val="21"/>
-          <w:lang w:eastAsia="ru-RU"/>
-        </w:rPr>
-        <w:t>```</w:t>
-      </w:r>
-    </w:p>
-    <w:p>
-      <w:pPr>
-        <w:spacing w:after="0" w:line="285" w:lineRule="atLeast"/>
-        <w:ind w:firstLine="0"/>
-        <w:rPr>
-          <w:rFonts w:ascii="Consolas" w:eastAsia="Times New Roman" w:hAnsi="Consolas" w:cs="Times New Roman"/>
-          <w:color w:val="000000" w:themeColor="text1"/>
-          <w:sz w:val="21"/>
-          <w:szCs w:val="21"/>
-          <w:lang w:eastAsia="ru-RU"/>
+          <w:lang w:val="en-US" w:eastAsia="ru-RU"/>
         </w:rPr>
       </w:pPr>
     </w:p>
@@ -2381,21 +2323,25 @@
       <w:r>
         <w:t xml:space="preserve"> - </w:t>
       </w:r>
+      <w:proofErr w:type="spellStart"/>
       <w:r>
         <w:rPr>
           <w:lang w:val="en-US"/>
         </w:rPr>
         <w:t>get</w:t>
       </w:r>
+      <w:proofErr w:type="spellEnd"/>
       <w:r>
         <w:t>_</w:t>
       </w:r>
+      <w:proofErr w:type="spellStart"/>
       <w:r>
         <w:rPr>
           <w:lang w:val="en-US"/>
         </w:rPr>
         <w:t>operations</w:t>
       </w:r>
+      <w:proofErr w:type="spellEnd"/>
     </w:p>
     <w:p>
       <w:pPr>
@@ -2971,24 +2917,53 @@
           <w:color w:val="000000" w:themeColor="text1"/>
           <w:sz w:val="21"/>
           <w:szCs w:val="21"/>
-          <w:lang w:eastAsia="ru-RU"/>
-        </w:rPr>
-      </w:pPr>
-      <w:r>
-        <w:t xml:space="preserve">Рисунок </w:t>
-      </w:r>
-      <w:fldSimple w:instr=" SEQ Рисунок \* ARABIC ">
-        <w:r>
-          <w:rPr>
-            <w:noProof/>
-          </w:rPr>
-          <w:t>7</w:t>
-        </w:r>
-      </w:fldSimple>
+          <w:lang w:val="en-US" w:eastAsia="ru-RU"/>
+        </w:rPr>
+      </w:pPr>
+      <w:r>
+        <w:t>Рисунок</w:t>
+      </w:r>
       <w:r>
         <w:rPr>
           <w:lang w:val="en-US"/>
         </w:rPr>
+        <w:t xml:space="preserve"> </w:t>
+      </w:r>
+      <w:r>
+        <w:fldChar w:fldCharType="begin"/>
+      </w:r>
+      <w:r>
+        <w:rPr>
+          <w:lang w:val="en-US"/>
+        </w:rPr>
+        <w:instrText xml:space="preserve"> SEQ </w:instrText>
+      </w:r>
+      <w:r>
+        <w:instrText>Рисунок</w:instrText>
+      </w:r>
+      <w:r>
+        <w:rPr>
+          <w:lang w:val="en-US"/>
+        </w:rPr>
+        <w:instrText xml:space="preserve"> \* ARABIC </w:instrText>
+      </w:r>
+      <w:r>
+        <w:fldChar w:fldCharType="separate"/>
+      </w:r>
+      <w:r>
+        <w:rPr>
+          <w:noProof/>
+          <w:lang w:val="en-US"/>
+        </w:rPr>
+        <w:t>7</w:t>
+      </w:r>
+      <w:r>
+        <w:fldChar w:fldCharType="end"/>
+      </w:r>
+      <w:r>
+        <w:rPr>
+          <w:lang w:val="en-US"/>
+        </w:rPr>
         <w:t xml:space="preserve"> - </w:t>
       </w:r>
       <w:proofErr w:type="spellStart"/>
@@ -3009,19 +2984,79 @@
           <w:color w:val="000000" w:themeColor="text1"/>
           <w:sz w:val="21"/>
           <w:szCs w:val="21"/>
-          <w:lang w:eastAsia="ru-RU"/>
-        </w:rPr>
-      </w:pPr>
-      <w:r>
-        <w:rPr>
-          <w:rFonts w:ascii="Consolas" w:eastAsia="Times New Roman" w:hAnsi="Consolas" w:cs="Times New Roman"/>
-          <w:color w:val="000000" w:themeColor="text1"/>
-          <w:sz w:val="21"/>
-          <w:szCs w:val="21"/>
-          <w:lang w:eastAsia="ru-RU"/>
+          <w:lang w:val="en-US" w:eastAsia="ru-RU"/>
+        </w:rPr>
+      </w:pPr>
+      <w:r>
+        <w:rPr>
+          <w:rFonts w:ascii="Consolas" w:eastAsia="Times New Roman" w:hAnsi="Consolas" w:cs="Times New Roman"/>
+          <w:color w:val="000000" w:themeColor="text1"/>
+          <w:sz w:val="21"/>
+          <w:szCs w:val="21"/>
+          <w:lang w:val="en-US" w:eastAsia="ru-RU"/>
         </w:rPr>
         <w:lastRenderedPageBreak/>
-        <w:t>4. `delete_operations.py` - примеры удаления данных:</w:t>
+        <w:t xml:space="preserve">4. `delete_operations.py` - </w:t>
+      </w:r>
+      <w:r>
+        <w:rPr>
+          <w:rFonts w:ascii="Consolas" w:eastAsia="Times New Roman" w:hAnsi="Consolas" w:cs="Times New Roman"/>
+          <w:color w:val="000000" w:themeColor="text1"/>
+          <w:sz w:val="21"/>
+          <w:szCs w:val="21"/>
+          <w:lang w:eastAsia="ru-RU"/>
+        </w:rPr>
+        <w:t>примеры</w:t>
+      </w:r>
+      <w:r>
+        <w:rPr>
+          <w:rFonts w:ascii="Consolas" w:eastAsia="Times New Roman" w:hAnsi="Consolas" w:cs="Times New Roman"/>
+          <w:color w:val="000000" w:themeColor="text1"/>
+          <w:sz w:val="21"/>
+          <w:szCs w:val="21"/>
+          <w:lang w:val="en-US" w:eastAsia="ru-RU"/>
+        </w:rPr>
+        <w:t xml:space="preserve"> </w:t>
+      </w:r>
+      <w:r>
+        <w:rPr>
+          <w:rFonts w:ascii="Consolas" w:eastAsia="Times New Roman" w:hAnsi="Consolas" w:cs="Times New Roman"/>
+          <w:color w:val="000000" w:themeColor="text1"/>
+          <w:sz w:val="21"/>
+          <w:szCs w:val="21"/>
+          <w:lang w:eastAsia="ru-RU"/>
+        </w:rPr>
+        <w:t>удаления</w:t>
+      </w:r>
+      <w:r>
+        <w:rPr>
+          <w:rFonts w:ascii="Consolas" w:eastAsia="Times New Roman" w:hAnsi="Consolas" w:cs="Times New Roman"/>
+          <w:color w:val="000000" w:themeColor="text1"/>
+          <w:sz w:val="21"/>
+          <w:szCs w:val="21"/>
+          <w:lang w:val="en-US" w:eastAsia="ru-RU"/>
+        </w:rPr>
+        <w:t xml:space="preserve"> </w:t>
+      </w:r>
+      <w:r>
+        <w:rPr>
+          <w:rFonts w:ascii="Consolas" w:eastAsia="Times New Roman" w:hAnsi="Consolas" w:cs="Times New Roman"/>
+          <w:color w:val="000000" w:themeColor="text1"/>
+          <w:sz w:val="21"/>
+          <w:szCs w:val="21"/>
+          <w:lang w:eastAsia="ru-RU"/>
+        </w:rPr>
+        <w:t>данных</w:t>
+      </w:r>
+      <w:r>
+        <w:rPr>
+          <w:rFonts w:ascii="Consolas" w:eastAsia="Times New Roman" w:hAnsi="Consolas" w:cs="Times New Roman"/>
+          <w:color w:val="000000" w:themeColor="text1"/>
+          <w:sz w:val="21"/>
+          <w:szCs w:val="21"/>
+          <w:lang w:val="en-US" w:eastAsia="ru-RU"/>
+        </w:rPr>
+        <w:t>:</w:t>
       </w:r>
     </w:p>
     <w:p>
@@ -3042,9 +3077,19 @@
           <w:color w:val="000000" w:themeColor="text1"/>
           <w:sz w:val="21"/>
           <w:szCs w:val="21"/>
-          <w:lang w:eastAsia="ru-RU"/>
-        </w:rPr>
-        <w:t>   - Удаление пользователя</w:t>
+          <w:lang w:val="en-US" w:eastAsia="ru-RU"/>
+        </w:rPr>
+        <w:t>   </w:t>
+      </w:r>
+      <w:r>
+        <w:rPr>
+          <w:rFonts w:ascii="Consolas" w:eastAsia="Times New Roman" w:hAnsi="Consolas" w:cs="Times New Roman"/>
+          <w:color w:val="000000" w:themeColor="text1"/>
+          <w:sz w:val="21"/>
+          <w:szCs w:val="21"/>
+          <w:lang w:eastAsia="ru-RU"/>
+        </w:rPr>
+        <w:t>- Удаление пользователя</w:t>
       </w:r>
     </w:p>
     <w:p>
@@ -3220,6 +3265,9 @@
     <w:p>
       <w:pPr>
         <w:pStyle w:val="ab"/>
+        <w:rPr>
+          <w:lang w:val="en-US"/>
+        </w:rPr>
       </w:pPr>
       <w:r>
         <w:t xml:space="preserve">Рисунок </w:t>
@@ -3252,6 +3300,383 @@
         <w:pStyle w:val="1"/>
       </w:pPr>
       <w:r>
+        <w:t>Ответы на вопросы</w:t>
+      </w:r>
+    </w:p>
+    <w:p>
+      <w:pPr>
+        <w:pStyle w:val="ac"/>
+        <w:numPr>
+          <w:ilvl w:val="0"/>
+          <w:numId w:val="12"/>
+        </w:numPr>
+      </w:pPr>
+      <w:proofErr w:type="spellStart"/>
+      <w:r>
+        <w:t>Dependency</w:t>
+      </w:r>
+      <w:proofErr w:type="spellEnd"/>
+      <w:r>
+        <w:t xml:space="preserve"> </w:t>
+      </w:r>
+      <w:proofErr w:type="spellStart"/>
+      <w:r>
+        <w:t>Injection</w:t>
+      </w:r>
+      <w:proofErr w:type="spellEnd"/>
+      <w:r>
+        <w:t xml:space="preserve"> — это паттерн, при котором зависимости (например, объекты, необходимые для работы класса) предоставляются извне, а не создаются внутри класса самостоятельно. Это решает проблему жесткой связанности компонентов, улучшая тестируемость и гибкость системы.</w:t>
+      </w:r>
+    </w:p>
+    <w:p>
+      <w:pPr>
+        <w:pStyle w:val="ac"/>
+        <w:numPr>
+          <w:ilvl w:val="0"/>
+          <w:numId w:val="12"/>
+        </w:numPr>
+      </w:pPr>
+      <w:r>
+        <w:rPr>
+          <w:lang w:val="en-US"/>
+        </w:rPr>
+        <w:t>Repository</w:t>
+      </w:r>
+      <w:r>
+        <w:t xml:space="preserve"> – </w:t>
+      </w:r>
+      <w:r>
+        <w:rPr>
+          <w:lang w:val="en-US"/>
+        </w:rPr>
+        <w:t>CRUD</w:t>
+      </w:r>
+      <w:r>
+        <w:t>-</w:t>
+      </w:r>
+      <w:r>
+        <w:t>операции</w:t>
+      </w:r>
+      <w:r>
+        <w:t xml:space="preserve">, </w:t>
+      </w:r>
+      <w:r>
+        <w:t>запросы</w:t>
+      </w:r>
+      <w:r>
+        <w:br/>
+      </w:r>
+      <w:r>
+        <w:rPr>
+          <w:lang w:val="en-US"/>
+        </w:rPr>
+        <w:t>Service</w:t>
+      </w:r>
+      <w:r>
+        <w:t xml:space="preserve"> </w:t>
+      </w:r>
+      <w:r>
+        <w:t>–</w:t>
+      </w:r>
+      <w:r>
+        <w:t xml:space="preserve"> </w:t>
+      </w:r>
+      <w:r>
+        <w:t>содержит бизнес-логику, валидации, правила</w:t>
+      </w:r>
+      <w:r>
+        <w:br/>
+      </w:r>
+      <w:r>
+        <w:rPr>
+          <w:lang w:val="en-US"/>
+        </w:rPr>
+        <w:t>Controller</w:t>
+      </w:r>
+      <w:r>
+        <w:t xml:space="preserve"> </w:t>
+      </w:r>
+      <w:r>
+        <w:t>–</w:t>
+      </w:r>
+      <w:r>
+        <w:t xml:space="preserve"> </w:t>
+      </w:r>
+      <w:r>
+        <w:t xml:space="preserve">принимает\отправляет </w:t>
+      </w:r>
+      <w:r>
+        <w:rPr>
+          <w:lang w:val="en-US"/>
+        </w:rPr>
+        <w:t>HTTP</w:t>
+      </w:r>
+      <w:r>
+        <w:t>, вызывает сервисы.</w:t>
+      </w:r>
+      <w:r>
+        <w:br/>
+        <w:t>Разделение повышает читаемость кода и позволяет модифицировать\изменять\расширять одни аспекты, без затрагивания других. При объединении масштабирование проблематично.</w:t>
+      </w:r>
+    </w:p>
+    <w:p>
+      <w:pPr>
+        <w:pStyle w:val="ac"/>
+        <w:numPr>
+          <w:ilvl w:val="0"/>
+          <w:numId w:val="12"/>
+        </w:numPr>
+      </w:pPr>
+      <w:r>
+        <w:t xml:space="preserve">Экземпляр создается при начале обработки </w:t>
+      </w:r>
+      <w:r>
+        <w:rPr>
+          <w:lang w:val="en-US"/>
+        </w:rPr>
+        <w:t>HTTP</w:t>
+      </w:r>
+      <w:r>
+        <w:t>-</w:t>
+      </w:r>
+      <w:r>
+        <w:t>запроса, уничтожение – после обработки запроса (</w:t>
+      </w:r>
+      <w:proofErr w:type="gramStart"/>
+      <w:r>
+        <w:rPr>
+          <w:lang w:val="en-US"/>
+        </w:rPr>
+        <w:t>session</w:t>
+      </w:r>
+      <w:r>
+        <w:t>.</w:t>
+      </w:r>
+      <w:r>
+        <w:rPr>
+          <w:lang w:val="en-US"/>
+        </w:rPr>
+        <w:t>close</w:t>
+      </w:r>
+      <w:proofErr w:type="gramEnd"/>
+      <w:r>
+        <w:t>())</w:t>
+      </w:r>
+    </w:p>
+    <w:p>
+      <w:pPr>
+        <w:pStyle w:val="ac"/>
+        <w:numPr>
+          <w:ilvl w:val="0"/>
+          <w:numId w:val="12"/>
+        </w:numPr>
+      </w:pPr>
+      <w:proofErr w:type="spellStart"/>
+      <w:r>
+        <w:t>async</w:t>
+      </w:r>
+      <w:proofErr w:type="spellEnd"/>
+      <w:r>
+        <w:t>/</w:t>
+      </w:r>
+      <w:proofErr w:type="spellStart"/>
+      <w:r>
+        <w:t>await</w:t>
+      </w:r>
+      <w:proofErr w:type="spellEnd"/>
+      <w:r>
+        <w:t xml:space="preserve"> — синтаксис для асинхронного программирования, позволяющий писать </w:t>
+      </w:r>
+      <w:proofErr w:type="spellStart"/>
+      <w:r>
+        <w:t>неклокирующий</w:t>
+      </w:r>
+      <w:proofErr w:type="spellEnd"/>
+      <w:r>
+        <w:t xml:space="preserve">, неблокирующий код, похожий на синхронный. </w:t>
+      </w:r>
+      <w:r>
+        <w:t>Его преимущество в том, что можно делать одновременно несколько запросов без ожидания завершения каждого.</w:t>
+      </w:r>
+    </w:p>
+    <w:p>
+      <w:pPr>
+        <w:pStyle w:val="ac"/>
+        <w:numPr>
+          <w:ilvl w:val="0"/>
+          <w:numId w:val="12"/>
+        </w:numPr>
+      </w:pPr>
+      <w:r>
+        <w:lastRenderedPageBreak/>
+        <w:t xml:space="preserve">В методах </w:t>
+      </w:r>
+      <w:proofErr w:type="spellStart"/>
+      <w:r>
+        <w:t>UserRepository</w:t>
+      </w:r>
+      <w:proofErr w:type="spellEnd"/>
+      <w:r>
+        <w:t xml:space="preserve"> первым аргументом передается объект </w:t>
+      </w:r>
+      <w:proofErr w:type="spellStart"/>
+      <w:r>
+        <w:t>session</w:t>
+      </w:r>
+      <w:proofErr w:type="spellEnd"/>
+      <w:r>
+        <w:t>, потому что управление жизненным циклом сессии и транзакции должно быть вынесено за пределы репозитория. Репозиторий отвечает только за операции с данными, а не за управление транзакциями</w:t>
+      </w:r>
+    </w:p>
+    <w:p>
+      <w:pPr>
+        <w:pStyle w:val="ac"/>
+        <w:ind w:left="1069" w:firstLine="0"/>
+      </w:pPr>
+      <w:r>
+        <w:t>Если сессия создавалась бы внутри репозитория, это лишало бы возможности координировать несколько операций в одной транзакции на уровне сервиса или контроллера, что важно для поддержания целостности данных.</w:t>
+      </w:r>
+    </w:p>
+    <w:p>
+      <w:pPr>
+        <w:pStyle w:val="ac"/>
+        <w:ind w:left="1069" w:firstLine="0"/>
+      </w:pPr>
+      <w:r>
+        <w:t>Обычно</w:t>
+      </w:r>
+      <w:r>
+        <w:t xml:space="preserve">, </w:t>
+      </w:r>
+      <w:r>
+        <w:t>за</w:t>
+      </w:r>
+      <w:r>
+        <w:t xml:space="preserve"> </w:t>
+      </w:r>
+      <w:r>
+        <w:t>вызов</w:t>
+      </w:r>
+      <w:r>
+        <w:t xml:space="preserve"> </w:t>
+      </w:r>
+      <w:proofErr w:type="gramStart"/>
+      <w:r>
+        <w:rPr>
+          <w:lang w:val="en-US"/>
+        </w:rPr>
+        <w:t>session</w:t>
+      </w:r>
+      <w:r>
+        <w:t>.</w:t>
+      </w:r>
+      <w:r>
+        <w:rPr>
+          <w:lang w:val="en-US"/>
+        </w:rPr>
+        <w:t>commit</w:t>
+      </w:r>
+      <w:proofErr w:type="gramEnd"/>
+      <w:r>
+        <w:t xml:space="preserve">(), </w:t>
+      </w:r>
+      <w:r>
+        <w:rPr>
+          <w:lang w:val="en-US"/>
+        </w:rPr>
+        <w:t>session</w:t>
+      </w:r>
+      <w:r>
+        <w:t>.</w:t>
+      </w:r>
+      <w:r>
+        <w:rPr>
+          <w:lang w:val="en-US"/>
+        </w:rPr>
+        <w:t>rollback</w:t>
+      </w:r>
+      <w:r>
+        <w:t xml:space="preserve">() </w:t>
+      </w:r>
+      <w:r>
+        <w:t>отвечает сервисный слой.</w:t>
+      </w:r>
+    </w:p>
+    <w:p>
+      <w:pPr>
+        <w:pStyle w:val="ac"/>
+        <w:numPr>
+          <w:ilvl w:val="0"/>
+          <w:numId w:val="12"/>
+        </w:numPr>
+      </w:pPr>
+      <w:r>
+        <w:t>Эти параметры позволяют ограничить число результатов, уменьшая нагрузку на сеть и клиент и реализовать постраничный вывод, что особенно важно при больших объемах данных.</w:t>
+      </w:r>
+    </w:p>
+    <w:p>
+      <w:pPr>
+        <w:pStyle w:val="ac"/>
+        <w:numPr>
+          <w:ilvl w:val="0"/>
+          <w:numId w:val="12"/>
+        </w:numPr>
+      </w:pPr>
+      <w:r>
+        <w:t>Управление правами доступа и ролями, проверка, имеет ли пользователь право выполнять определенные действия.</w:t>
+      </w:r>
+      <w:r>
+        <w:br/>
+        <w:t>Валидация и ограничение количества попыток входа в систему для защиты от перебора паролей.</w:t>
+      </w:r>
+    </w:p>
+    <w:p>
+      <w:pPr>
+        <w:pStyle w:val="ac"/>
+        <w:numPr>
+          <w:ilvl w:val="0"/>
+          <w:numId w:val="12"/>
+        </w:numPr>
+      </w:pPr>
+      <w:proofErr w:type="spellStart"/>
+      <w:r>
+        <w:t>Эндпоинт</w:t>
+      </w:r>
+      <w:proofErr w:type="spellEnd"/>
+      <w:r>
+        <w:t xml:space="preserve"> GET должен возвращать 200 при успешном получении данных, 404, если ресурс не найден, и 500 при ошибках сервера.</w:t>
+      </w:r>
+      <w:r>
+        <w:br/>
+      </w:r>
+      <w:r>
+        <w:t>POST возвращает 201 при успешном создании ресурса, 400 при ошибках в запросе (например, неправильный формат данных), 409 при конфликте (например, дублирование), и 500 при ошибках сервера.</w:t>
+      </w:r>
+      <w:r>
+        <w:br/>
+      </w:r>
+      <w:r>
+        <w:t>PUT возвращает 200 или 204 при успешном обновлении, 400 при некорректных данных, 404 если обновляемый ресурс не найден, и 500 при ошибках сервера.</w:t>
+      </w:r>
+      <w:r>
+        <w:br/>
+      </w:r>
+      <w:r>
+        <w:t>DELETE возвращает 204 при успешном удалении, 404 если ресурс не найден, и 500 при ошибках сервера.</w:t>
+      </w:r>
+      <w:r>
+        <w:br/>
+      </w:r>
+      <w:r>
+        <w:lastRenderedPageBreak/>
+        <w:t>Выбор этих статусов основан на стандартах HTTP и REST, что делает API предсказуемым и удобным для клиентов.</w:t>
+      </w:r>
+    </w:p>
+    <w:p>
+      <w:pPr>
+        <w:pStyle w:val="1"/>
+      </w:pPr>
+      <w:r>
         <w:t>Вывод</w:t>
       </w:r>
     </w:p>
@@ -3299,6 +3724,7 @@
         <w:t>На финальном этапе проведена проверка работы API и выполнено тестирование основных функций.</w:t>
       </w:r>
     </w:p>
+    <w:p/>
     <w:sectPr>
       <w:headerReference w:type="even" r:id="rId16"/>
       <w:headerReference w:type="default" r:id="rId17"/>
@@ -3982,6 +4408,95 @@
     </w:lvl>
   </w:abstractNum>
   <w:abstractNum w:abstractNumId="5" w15:restartNumberingAfterBreak="0">
+    <w:nsid w:val="2240363B"/>
+    <w:multiLevelType w:val="hybridMultilevel"/>
+    <w:tmpl w:val="76B6B1A8"/>
+    <w:lvl w:ilvl="0" w:tplc="FA4AA1EC">
+      <w:start w:val="1"/>
+      <w:numFmt w:val="decimal"/>
+      <w:lvlText w:val="%1."/>
+      <w:lvlJc w:val="left"/>
+      <w:pPr>
+        <w:ind w:left="1069" w:hanging="360"/>
+      </w:pPr>
+      <w:rPr>
+        <w:rFonts w:hint="default"/>
+      </w:rPr>
+    </w:lvl>
+    <w:lvl w:ilvl="1" w:tplc="04190019" w:tentative="1">
+      <w:start w:val="1"/>
+      <w:numFmt w:val="lowerLetter"/>
+      <w:lvlText w:val="%2."/>
+      <w:lvlJc w:val="left"/>
+      <w:pPr>
+        <w:ind w:left="1789" w:hanging="360"/>
+      </w:pPr>
+    </w:lvl>
+    <w:lvl w:ilvl="2" w:tplc="0419001B" w:tentative="1">
+      <w:start w:val="1"/>
+      <w:numFmt w:val="lowerRoman"/>
+      <w:lvlText w:val="%3."/>
+      <w:lvlJc w:val="right"/>
+      <w:pPr>
+        <w:ind w:left="2509" w:hanging="180"/>
+      </w:pPr>
+    </w:lvl>
+    <w:lvl w:ilvl="3" w:tplc="0419000F" w:tentative="1">
+      <w:start w:val="1"/>
+      <w:numFmt w:val="decimal"/>
+      <w:lvlText w:val="%4."/>
+      <w:lvlJc w:val="left"/>
+      <w:pPr>
+        <w:ind w:left="3229" w:hanging="360"/>
+      </w:pPr>
+    </w:lvl>
+    <w:lvl w:ilvl="4" w:tplc="04190019" w:tentative="1">
+      <w:start w:val="1"/>
+      <w:numFmt w:val="lowerLetter"/>
+      <w:lvlText w:val="%5."/>
+      <w:lvlJc w:val="left"/>
+      <w:pPr>
+        <w:ind w:left="3949" w:hanging="360"/>
+      </w:pPr>
+    </w:lvl>
+    <w:lvl w:ilvl="5" w:tplc="0419001B" w:tentative="1">
+      <w:start w:val="1"/>
+      <w:numFmt w:val="lowerRoman"/>
+      <w:lvlText w:val="%6."/>
+      <w:lvlJc w:val="right"/>
+      <w:pPr>
+        <w:ind w:left="4669" w:hanging="180"/>
+      </w:pPr>
+    </w:lvl>
+    <w:lvl w:ilvl="6" w:tplc="0419000F" w:tentative="1">
+      <w:start w:val="1"/>
+      <w:numFmt w:val="decimal"/>
+      <w:lvlText w:val="%7."/>
+      <w:lvlJc w:val="left"/>
+      <w:pPr>
+        <w:ind w:left="5389" w:hanging="360"/>
+      </w:pPr>
+    </w:lvl>
+    <w:lvl w:ilvl="7" w:tplc="04190019" w:tentative="1">
+      <w:start w:val="1"/>
+      <w:numFmt w:val="lowerLetter"/>
+      <w:lvlText w:val="%8."/>
+      <w:lvlJc w:val="left"/>
+      <w:pPr>
+        <w:ind w:left="6109" w:hanging="360"/>
+      </w:pPr>
+    </w:lvl>
+    <w:lvl w:ilvl="8" w:tplc="0419001B" w:tentative="1">
+      <w:start w:val="1"/>
+      <w:numFmt w:val="lowerRoman"/>
+      <w:lvlText w:val="%9."/>
+      <w:lvlJc w:val="right"/>
+      <w:pPr>
+        <w:ind w:left="6829" w:hanging="180"/>
+      </w:pPr>
+    </w:lvl>
+  </w:abstractNum>
+  <w:abstractNum w:abstractNumId="6" w15:restartNumberingAfterBreak="0">
     <w:nsid w:val="3E630FDC"/>
     <w:multiLevelType w:val="hybridMultilevel"/>
     <w:tmpl w:val="2FDC6F06"/>
@@ -4071,7 +4586,7 @@
       </w:pPr>
     </w:lvl>
   </w:abstractNum>
-  <w:abstractNum w:abstractNumId="6" w15:restartNumberingAfterBreak="0">
+  <w:abstractNum w:abstractNumId="7" w15:restartNumberingAfterBreak="0">
     <w:nsid w:val="50700CEC"/>
     <w:multiLevelType w:val="hybridMultilevel"/>
     <w:tmpl w:val="EBACC2B8"/>
@@ -4160,7 +4675,7 @@
       </w:pPr>
     </w:lvl>
   </w:abstractNum>
-  <w:abstractNum w:abstractNumId="7" w15:restartNumberingAfterBreak="0">
+  <w:abstractNum w:abstractNumId="8" w15:restartNumberingAfterBreak="0">
     <w:nsid w:val="5B5B788C"/>
     <w:multiLevelType w:val="multilevel"/>
     <w:tmpl w:val="BB400AD8"/>
@@ -4273,7 +4788,7 @@
       </w:pPr>
     </w:lvl>
   </w:abstractNum>
-  <w:abstractNum w:abstractNumId="8" w15:restartNumberingAfterBreak="0">
+  <w:abstractNum w:abstractNumId="9" w15:restartNumberingAfterBreak="0">
     <w:nsid w:val="6191479B"/>
     <w:multiLevelType w:val="hybridMultilevel"/>
     <w:tmpl w:val="197CEED4"/>
@@ -4362,7 +4877,7 @@
       </w:pPr>
     </w:lvl>
   </w:abstractNum>
-  <w:abstractNum w:abstractNumId="9" w15:restartNumberingAfterBreak="0">
+  <w:abstractNum w:abstractNumId="10" w15:restartNumberingAfterBreak="0">
     <w:nsid w:val="74605A8D"/>
     <w:multiLevelType w:val="multilevel"/>
     <w:tmpl w:val="04190025"/>
@@ -4457,7 +4972,7 @@
       </w:pPr>
     </w:lvl>
   </w:abstractNum>
-  <w:abstractNum w:abstractNumId="10" w15:restartNumberingAfterBreak="0">
+  <w:abstractNum w:abstractNumId="11" w15:restartNumberingAfterBreak="0">
     <w:nsid w:val="79992872"/>
     <w:multiLevelType w:val="multilevel"/>
     <w:tmpl w:val="198C7DC2"/>
@@ -4547,13 +5062,13 @@
     </w:lvl>
   </w:abstractNum>
   <w:num w:numId="1">
-    <w:abstractNumId w:val="9"/>
+    <w:abstractNumId w:val="10"/>
   </w:num>
   <w:num w:numId="2">
     <w:abstractNumId w:val="2"/>
   </w:num>
   <w:num w:numId="3">
-    <w:abstractNumId w:val="10"/>
+    <w:abstractNumId w:val="11"/>
   </w:num>
   <w:num w:numId="4">
     <w:abstractNumId w:val="4"/>
@@ -4565,22 +5080,25 @@
     <w:abstractNumId w:val="0"/>
   </w:num>
   <w:num w:numId="6">
-    <w:abstractNumId w:val="5"/>
+    <w:abstractNumId w:val="6"/>
   </w:num>
   <w:num w:numId="7">
-    <w:abstractNumId w:val="6"/>
+    <w:abstractNumId w:val="7"/>
   </w:num>
   <w:num w:numId="8">
-    <w:abstractNumId w:val="8"/>
+    <w:abstractNumId w:val="9"/>
   </w:num>
   <w:num w:numId="9">
     <w:abstractNumId w:val="1"/>
   </w:num>
   <w:num w:numId="10">
-    <w:abstractNumId w:val="7"/>
+    <w:abstractNumId w:val="8"/>
   </w:num>
   <w:num w:numId="11">
     <w:abstractNumId w:val="3"/>
+  </w:num>
+  <w:num w:numId="12">
+    <w:abstractNumId w:val="5"/>
   </w:num>
 </w:numbering>
 </file>
